--- a/guess-what/unit-2-at-school/worksheets/quiz.docx
+++ b/guess-what/unit-2-at-school/worksheets/quiz.docx
@@ -478,7 +478,7 @@
                 <w:i w:val="0"/>
                 <w:sz w:val="21"/>
               </w:rPr>
-              <w:t xml:space="preserve">  _______________</w:t>
+              <w:t xml:space="preserve">  ______________</w:t>
             </w:r>
           </w:p>
         </w:tc>
@@ -1074,7 +1074,7 @@
           <w:i w:val="0"/>
           <w:sz w:val="22"/>
         </w:rPr>
-        <w:t xml:space="preserve">  The boys ________ playing football.</w:t>
+        <w:t xml:space="preserve">  The boys ________ playing soccer.</w:t>
       </w:r>
     </w:p>
     <w:p>
@@ -1169,7 +1169,7 @@
                 <w:i w:val="0"/>
                 <w:sz w:val="22"/>
               </w:rPr>
-              <w:t>It is break time. Anna and Lily are in the library. They are reading books. Tom and Max are on the sports field. They are playing football. Mrs Nazarova is in the dining hall.</w:t>
+              <w:t>It is break time. Anna and Lily are in the library. They are reading books. Tom and Max are on the sports field. They are playing soccer. Mrs. Nazarova is in the cafeteria.</w:t>
             </w:r>
           </w:p>
         </w:tc>
@@ -1262,7 +1262,7 @@
           <w:i w:val="0"/>
           <w:sz w:val="22"/>
         </w:rPr>
-        <w:t xml:space="preserve">  Where is Mrs Nazarova?</w:t>
+        <w:t xml:space="preserve">  Where is Mrs. Nazarova?</w:t>
       </w:r>
     </w:p>
     <w:p>
